--- a/pr-preview/pr-91/categorical-tests-handout.docx
+++ b/pr-preview/pr-91/categorical-tests-handout.docx
@@ -15,7 +15,7 @@
         <w:pStyle w:val="Date"/>
       </w:pPr>
       <w:r>
-        <w:t xml:space="preserve">Last modified: 2026-10-08 17:44:04 (PDT)</w:t>
+        <w:t xml:space="preserve">Last modified: 2026-10-08 19:32:20 (PDT)</w:t>
       </w:r>
     </w:p>
     <w:p>

--- a/pr-preview/pr-91/categorical-tests-handout.docx
+++ b/pr-preview/pr-91/categorical-tests-handout.docx
@@ -15,7 +15,7 @@
         <w:pStyle w:val="Date"/>
       </w:pPr>
       <w:r>
-        <w:t xml:space="preserve">Last modified: 2026-10-08 19:32:20 (PDT)</w:t>
+        <w:t xml:space="preserve">Last modified: 2026-10-08 19:43:37 (PDT)</w:t>
       </w:r>
     </w:p>
     <w:p>

--- a/pr-preview/pr-91/categorical-tests-handout.docx
+++ b/pr-preview/pr-91/categorical-tests-handout.docx
@@ -15,7 +15,7 @@
         <w:pStyle w:val="Date"/>
       </w:pPr>
       <w:r>
-        <w:t xml:space="preserve">Last modified: 2026-10-08 19:43:37 (PDT)</w:t>
+        <w:t xml:space="preserve">Last modified: 2026-10-09 02:07:19 (PDT)</w:t>
       </w:r>
     </w:p>
     <w:p>

--- a/pr-preview/pr-91/categorical-tests-handout.docx
+++ b/pr-preview/pr-91/categorical-tests-handout.docx
@@ -15,7 +15,7 @@
         <w:pStyle w:val="Date"/>
       </w:pPr>
       <w:r>
-        <w:t xml:space="preserve">Last modified: 2026-10-09 02:07:19 (PDT)</w:t>
+        <w:t xml:space="preserve">Last modified: 2026-10-09 13:24:16 (PDT)</w:t>
       </w:r>
     </w:p>
     <w:p>
@@ -1757,68 +1757,90 @@
       <w:r>
         <w:t xml:space="preserve">is</w:t>
       </w:r>
-      <w:r>
-        <w:t xml:space="preserve"> </w:t>
-      </w:r>
-      <m:oMath>
-        <m:sSub>
-          <m:e>
-            <m:r>
-              <m:t>E</m:t>
-            </m:r>
-          </m:e>
-          <m:sub>
-            <m:r>
-              <m:t>11</m:t>
-            </m:r>
-          </m:sub>
-        </m:sSub>
-        <m:r>
-          <m:rPr>
-            <m:sty m:val="p"/>
-          </m:rPr>
-          <m:t>=</m:t>
-        </m:r>
-        <m:r>
-          <m:t>30</m:t>
-        </m:r>
-        <m:r>
-          <m:rPr>
-            <m:sty m:val="p"/>
-          </m:rPr>
-          <m:t>⋅</m:t>
-        </m:r>
-        <m:r>
-          <m:t>40</m:t>
-        </m:r>
-        <m:r>
-          <m:rPr>
-            <m:sty m:val="p"/>
-          </m:rPr>
-          <m:t>/</m:t>
-        </m:r>
-        <m:r>
-          <m:t>100</m:t>
-        </m:r>
-        <m:r>
-          <m:rPr>
-            <m:sty m:val="p"/>
-          </m:rPr>
-          <m:t>=</m:t>
-        </m:r>
-        <m:r>
-          <m:t>12</m:t>
-        </m:r>
-      </m:oMath>
-      <w:r>
-        <w:t xml:space="preserve">.</w:t>
-      </w:r>
+    </w:p>
+    <w:p>
+      <w:pPr>
+        <w:pStyle w:val="BodyText"/>
+      </w:pPr>
+      <m:oMathPara>
+        <m:oMathParaPr>
+          <m:jc m:val="center"/>
+        </m:oMathParaPr>
+        <m:oMath>
+          <m:eqArr>
+            <m:e>
+              <m:sSub>
+                <m:e>
+                  <m:r>
+                    <m:t>E</m:t>
+                  </m:r>
+                </m:e>
+                <m:sub>
+                  <m:r>
+                    <m:t>11</m:t>
+                  </m:r>
+                </m:sub>
+              </m:sSub>
+              <m:r>
+                <m:t>&amp;</m:t>
+              </m:r>
+              <m:r>
+                <m:rPr>
+                  <m:sty m:val="p"/>
+                </m:rPr>
+                <m:t>=</m:t>
+              </m:r>
+              <m:r>
+                <m:t>30</m:t>
+              </m:r>
+              <m:r>
+                <m:rPr>
+                  <m:sty m:val="p"/>
+                </m:rPr>
+                <m:t>⋅</m:t>
+              </m:r>
+              <m:r>
+                <m:t>40</m:t>
+              </m:r>
+              <m:r>
+                <m:rPr>
+                  <m:sty m:val="p"/>
+                </m:rPr>
+                <m:t>/</m:t>
+              </m:r>
+              <m:r>
+                <m:t>100</m:t>
+              </m:r>
+            </m:e>
+            <m:e>
+              <m:r>
+                <m:t>&amp;</m:t>
+              </m:r>
+              <m:r>
+                <m:rPr>
+                  <m:sty m:val="p"/>
+                </m:rPr>
+                <m:t>=</m:t>
+              </m:r>
+              <m:r>
+                <m:t>12</m:t>
+              </m:r>
+              <m:r>
+                <m:rPr>
+                  <m:sty m:val="p"/>
+                </m:rPr>
+                <m:t>.</m:t>
+              </m:r>
+            </m:e>
+          </m:eqArr>
+        </m:oMath>
+      </m:oMathPara>
     </w:p>
     <w:bookmarkEnd w:id="17"/>
     <w:bookmarkStart w:id="19" w:name="def-chi-square-test"/>
     <w:p>
       <w:pPr>
-        <w:pStyle w:val="BodyText"/>
+        <w:pStyle w:val="FirstParagraph"/>
       </w:pPr>
       <w:r>
         <w:rPr>
